--- a/frontend/public/Duane_Pinkerton.docx
+++ b/frontend/public/Duane_Pinkerton.docx
@@ -802,7 +802,7 @@
           <w:sz w:val="17"/>
           <w:szCs w:val="17"/>
         </w:rPr>
-        <w:t>Cisco Systems, Sybase, Ernst &amp; Young, ATKearney, State of Alaska, Franklin Investments, Lawrence Livermore National Labs, Memorial Sloane Kettering Cancer Center, UCLA, McKinsey &amp; Co.</w:t>
+        <w:t>Cisco Systems, Sybase, Ernst &amp; Young, A.T. Kearney, State of Alaska, Franklin Investments, Lawrence Livermore National Labs, Memorial Sloan Kettering Cancer Center, UCLA, McKinsey &amp; Co.</w:t>
       </w:r>
     </w:p>
     <w:p>

--- a/frontend/public/Duane_Pinkerton.docx
+++ b/frontend/public/Duane_Pinkerton.docx
@@ -263,7 +263,7 @@
         <w:rPr>
           <w:color w:val="444444"/>
         </w:rPr>
-        <w:t>LangGraph (orchestration, checkpointing, human-in-the-loop), MCP (Model Context Protocol, consuming + publishing servers)</w:t>
+        <w:t>LangGraph (orchestration, checkpointing, human-in-the-loop), MCP (Model Context Protocol, consuming + publishing servers); Jev (TypeSafe AI decision model)</w:t>
       </w:r>
     </w:p>
     <w:p>

--- a/frontend/public/Duane_Pinkerton.docx
+++ b/frontend/public/Duane_Pinkerton.docx
@@ -281,7 +281,7 @@
         <w:rPr>
           <w:color w:val="444444"/>
         </w:rPr>
-        <w:t>System prompt design, context engineering, Classifier+Critic validation loops, evaluation</w:t>
+        <w:t>System prompt design, context engineering, code-based validation of LLM output, evaluation, LLM cost optimization</w:t>
       </w:r>
     </w:p>
     <w:p>
@@ -354,7 +354,7 @@
         <w:t xml:space="preserve">Built and deployed an agentic email pipeline: </w:t>
       </w:r>
       <w:r>
-        <w:t>a LangGraph agent that classifies job emails, pulls structured data out of them through a Classifier+Critic validation loop, and hands genuinely ambiguous cases to a human over Slack. Langfuse for observability, MCP servers on both ends. Wrote the threat model before any code, then built against it: prompt injection, stored XSS, and cross-tenant access each have a specific mitigation</w:t>
+        <w:t>a LangGraph agent that sorts job emails with a decision model, extracts posting links with an LLM whose output is validated in code, and hands genuinely ambiguous cases to a human over Slack. Replacing the original design, where an LLM checked another LLM, cut cost per email from about $1.00 to $0.04 and processing time from minutes to seconds. Langfuse for observability, MCP servers on both ends. Wrote the threat model before any code, then built against it: prompt injection, stored XSS, and cross-tenant access each have a specific mitigation</w:t>
       </w:r>
     </w:p>
     <w:p>

--- a/frontend/public/Duane_Pinkerton.docx
+++ b/frontend/public/Duane_Pinkerton.docx
@@ -135,7 +135,7 @@
         <w:spacing w:after="60"/>
       </w:pPr>
       <w:r>
-        <w:t>20+ years in technical professional services, at the point where deep implementation work meets direct customer engagement. The loop has always been the same: sit with a customer, understand what they actually need, find where the product falls short, then go write the missing piece. I’ve built data pipelines and integration systems from scratch, owned them through production at enterprise scale, and made the architectural decisions about how they grow. I’m drawn to understanding how systems work, and to making them work better.</w:t>
+        <w:t>Extensive experience in technical professional services, at the point where deep implementation work meets direct customer engagement. The loop has always been the same: sit with a customer, understand what they actually need, find where the product falls short, then go write the missing piece. I’ve built data pipelines and integration systems from scratch, owned them through production at enterprise scale, and made the architectural decisions about how they grow. I’m drawn to understanding how systems work, and to making them work better.</w:t>
       </w:r>
     </w:p>
     <w:p>
